--- a/RLock/NFLPoints/Module/NFLPointsSolutions2.docx
+++ b/RLock/NFLPoints/Module/NFLPointsSolutions2.docx
@@ -331,14 +331,7 @@
               <w:rFonts w:ascii="Cambria Math" w:hAnsi="Cambria Math" w:cs="Times New Roman"/>
               <w:color w:val="EE0000"/>
             </w:rPr>
-            <m:t>=0.</m:t>
-          </m:r>
-          <m:r>
-            <w:rPr>
-              <w:rFonts w:ascii="Cambria Math" w:hAnsi="Cambria Math" w:cs="Times New Roman"/>
-              <w:color w:val="EE0000"/>
-            </w:rPr>
-            <m:t>539</m:t>
+            <m:t>=0.539</m:t>
           </m:r>
         </m:oMath>
       </m:oMathPara>
@@ -644,7 +637,92 @@
           <w:rFonts w:ascii="Times New Roman" w:hAnsi="Times New Roman" w:cs="Times New Roman"/>
           <w:color w:val="EE0000"/>
         </w:rPr>
-        <w:t xml:space="preserve"> (one sample)</w:t>
+        <w:t xml:space="preserve"> (one sample</w:t>
+      </w:r>
+      <w:r>
+        <w:rPr>
+          <w:rFonts w:ascii="Times New Roman" w:hAnsi="Times New Roman" w:cs="Times New Roman"/>
+          <w:color w:val="EE0000"/>
+        </w:rPr>
+        <w:t xml:space="preserve"> using </w:t>
+      </w:r>
+      <w:proofErr w:type="spellStart"/>
+      <w:r>
+        <w:rPr>
+          <w:rFonts w:ascii="Times New Roman" w:hAnsi="Times New Roman" w:cs="Times New Roman"/>
+          <w:i/>
+          <w:iCs/>
+          <w:color w:val="EE0000"/>
+        </w:rPr>
+        <w:t>HomeDiff</w:t>
+      </w:r>
+      <w:proofErr w:type="spellEnd"/>
+      <w:r>
+        <w:rPr>
+          <w:rFonts w:ascii="Times New Roman" w:hAnsi="Times New Roman" w:cs="Times New Roman"/>
+          <w:color w:val="EE0000"/>
+        </w:rPr>
+        <w:t>)</w:t>
+      </w:r>
+      <w:r>
+        <w:rPr>
+          <w:rFonts w:ascii="Times New Roman" w:hAnsi="Times New Roman" w:cs="Times New Roman"/>
+          <w:color w:val="EE0000"/>
+        </w:rPr>
+        <w:t xml:space="preserve"> OR</w:t>
+      </w:r>
+    </w:p>
+    <w:p>
+      <w:pPr>
+        <w:spacing w:line="240" w:lineRule="auto"/>
+        <w:ind w:left="1080"/>
+        <w:rPr>
+          <w:rFonts w:ascii="Times New Roman" w:hAnsi="Times New Roman" w:cs="Times New Roman"/>
+          <w:color w:val="EE0000"/>
+        </w:rPr>
+      </w:pPr>
+      <w:r>
+        <w:rPr>
+          <w:rFonts w:ascii="Times New Roman" w:hAnsi="Times New Roman" w:cs="Times New Roman"/>
+          <w:color w:val="EE0000"/>
+        </w:rPr>
+        <w:t xml:space="preserve">Test for two means (paired data., using </w:t>
+      </w:r>
+      <w:proofErr w:type="spellStart"/>
+      <w:r>
+        <w:rPr>
+          <w:rFonts w:ascii="Times New Roman" w:hAnsi="Times New Roman" w:cs="Times New Roman"/>
+          <w:i/>
+          <w:iCs/>
+          <w:color w:val="EE0000"/>
+        </w:rPr>
+        <w:t>HomeScore</w:t>
+      </w:r>
+      <w:proofErr w:type="spellEnd"/>
+      <w:r>
+        <w:rPr>
+          <w:rFonts w:ascii="Times New Roman" w:hAnsi="Times New Roman" w:cs="Times New Roman"/>
+          <w:color w:val="EE0000"/>
+        </w:rPr>
+        <w:t xml:space="preserve"> and </w:t>
+      </w:r>
+      <w:proofErr w:type="spellStart"/>
+      <w:r>
+        <w:rPr>
+          <w:rFonts w:ascii="Times New Roman" w:hAnsi="Times New Roman" w:cs="Times New Roman"/>
+          <w:i/>
+          <w:iCs/>
+          <w:color w:val="EE0000"/>
+        </w:rPr>
+        <w:t>AwayScore</w:t>
+      </w:r>
+      <w:proofErr w:type="spellEnd"/>
+      <w:r>
+        <w:rPr>
+          <w:rFonts w:ascii="Times New Roman" w:hAnsi="Times New Roman" w:cs="Times New Roman"/>
+          <w:color w:val="EE0000"/>
+        </w:rPr>
+        <w:t>)</w:t>
       </w:r>
     </w:p>
     <w:p>
@@ -725,35 +803,7 @@
           <w:rFonts w:ascii="Times New Roman" w:eastAsiaTheme="minorEastAsia" w:hAnsi="Times New Roman" w:cs="Times New Roman"/>
           <w:color w:val="EE0000"/>
         </w:rPr>
-        <w:t xml:space="preserve">t=-1.74. p-value=0.083. </w:t>
-      </w:r>
-      <w:r>
-        <w:rPr>
-          <w:rFonts w:ascii="Times New Roman" w:eastAsiaTheme="minorEastAsia" w:hAnsi="Times New Roman" w:cs="Times New Roman"/>
-          <w:color w:val="EE0000"/>
-        </w:rPr>
-        <w:t xml:space="preserve">At a 5% significance level we do not have convincing evidence that the </w:t>
-      </w:r>
-      <w:r>
-        <w:rPr>
-          <w:rFonts w:ascii="Times New Roman" w:eastAsiaTheme="minorEastAsia" w:hAnsi="Times New Roman" w:cs="Times New Roman"/>
-          <w:color w:val="EE0000"/>
-        </w:rPr>
-        <w:t>mean home margin is</w:t>
-      </w:r>
-      <w:r>
-        <w:rPr>
-          <w:rFonts w:ascii="Times New Roman" w:eastAsiaTheme="minorEastAsia" w:hAnsi="Times New Roman" w:cs="Times New Roman"/>
-          <w:color w:val="EE0000"/>
-        </w:rPr>
-        <w:t xml:space="preserve"> different from </w:t>
-      </w:r>
-      <w:r>
-        <w:rPr>
-          <w:rFonts w:ascii="Times New Roman" w:eastAsiaTheme="minorEastAsia" w:hAnsi="Times New Roman" w:cs="Times New Roman"/>
-          <w:color w:val="EE0000"/>
-        </w:rPr>
-        <w:t>3 points.</w:t>
+        <w:t>t=-1.74. p-value=0.083. At a 5% significance level we do not have convincing evidence that the mean home margin is different from 3 points.</w:t>
       </w:r>
     </w:p>
     <w:p>
@@ -917,14 +967,7 @@
                   <w:rFonts w:ascii="Cambria Math" w:hAnsi="Cambria Math" w:cs="Times New Roman"/>
                   <w:color w:val="EE0000"/>
                 </w:rPr>
-                <m:t>H</m:t>
-              </m:r>
-              <m:r>
-                <w:rPr>
-                  <w:rFonts w:ascii="Cambria Math" w:hAnsi="Cambria Math" w:cs="Times New Roman"/>
-                  <w:color w:val="EE0000"/>
-                </w:rPr>
-                <m:t>P</m:t>
+                <m:t>HP</m:t>
               </m:r>
             </m:sub>
           </m:sSub>
@@ -933,14 +976,7 @@
               <w:rFonts w:ascii="Cambria Math" w:hAnsi="Cambria Math" w:cs="Times New Roman"/>
               <w:color w:val="EE0000"/>
             </w:rPr>
-            <m:t>=</m:t>
-          </m:r>
-          <m:r>
-            <w:rPr>
-              <w:rFonts w:ascii="Cambria Math" w:hAnsi="Cambria Math" w:cs="Times New Roman"/>
-              <w:color w:val="EE0000"/>
-            </w:rPr>
-            <m:t>1.480</m:t>
+            <m:t>=1.480</m:t>
           </m:r>
         </m:oMath>
       </m:oMathPara>
@@ -959,21 +995,7 @@
           <w:rFonts w:ascii="Times New Roman" w:eastAsiaTheme="minorEastAsia" w:hAnsi="Times New Roman" w:cs="Times New Roman"/>
           <w:color w:val="EE0000"/>
         </w:rPr>
-        <w:t>t=-</w:t>
-      </w:r>
-      <w:r>
-        <w:rPr>
-          <w:rFonts w:ascii="Times New Roman" w:eastAsiaTheme="minorEastAsia" w:hAnsi="Times New Roman" w:cs="Times New Roman"/>
-          <w:color w:val="EE0000"/>
-        </w:rPr>
-        <w:t>6.51</w:t>
-      </w:r>
-      <w:r>
-        <w:rPr>
-          <w:rFonts w:ascii="Times New Roman" w:eastAsiaTheme="minorEastAsia" w:hAnsi="Times New Roman" w:cs="Times New Roman"/>
-          <w:color w:val="EE0000"/>
-        </w:rPr>
-        <w:t>. p-value</w:t>
+        <w:t>t=-6.51. p-value</w:t>
       </w:r>
       <m:oMath>
         <m:r>
@@ -989,28 +1011,7 @@
           <w:rFonts w:ascii="Times New Roman" w:eastAsiaTheme="minorEastAsia" w:hAnsi="Times New Roman" w:cs="Times New Roman"/>
           <w:color w:val="EE0000"/>
         </w:rPr>
-        <w:t>0.0</w:t>
-      </w:r>
-      <w:r>
-        <w:rPr>
-          <w:rFonts w:ascii="Times New Roman" w:eastAsiaTheme="minorEastAsia" w:hAnsi="Times New Roman" w:cs="Times New Roman"/>
-          <w:color w:val="EE0000"/>
-        </w:rPr>
-        <w:t>00</w:t>
-      </w:r>
-      <w:r>
-        <w:rPr>
-          <w:rFonts w:ascii="Times New Roman" w:eastAsiaTheme="minorEastAsia" w:hAnsi="Times New Roman" w:cs="Times New Roman"/>
-          <w:color w:val="EE0000"/>
-        </w:rPr>
-        <w:t xml:space="preserve">. </w:t>
-      </w:r>
-      <w:r>
-        <w:rPr>
-          <w:rFonts w:ascii="Times New Roman" w:eastAsiaTheme="minorEastAsia" w:hAnsi="Times New Roman" w:cs="Times New Roman"/>
-          <w:color w:val="EE0000"/>
-        </w:rPr>
-        <w:t xml:space="preserve">We have very strong </w:t>
+        <w:t xml:space="preserve">0.000. We have very strong </w:t>
       </w:r>
       <w:proofErr w:type="gramStart"/>
       <w:r>
@@ -1178,14 +1179,7 @@
               <w:rFonts w:ascii="Cambria Math" w:hAnsi="Cambria Math" w:cs="Times New Roman"/>
               <w:color w:val="EE0000"/>
             </w:rPr>
-            <m:t>=</m:t>
-          </m:r>
-          <m:r>
-            <w:rPr>
-              <w:rFonts w:ascii="Cambria Math" w:hAnsi="Cambria Math" w:cs="Times New Roman"/>
-              <w:color w:val="EE0000"/>
-            </w:rPr>
-            <m:t>-1.05</m:t>
+            <m:t>=-1.05</m:t>
           </m:r>
         </m:oMath>
       </m:oMathPara>
@@ -1204,28 +1198,7 @@
           <w:rFonts w:ascii="Times New Roman" w:hAnsi="Times New Roman" w:cs="Times New Roman"/>
           <w:color w:val="EE0000"/>
         </w:rPr>
-        <w:t xml:space="preserve">We are 95% sure that the </w:t>
-      </w:r>
-      <w:r>
-        <w:rPr>
-          <w:rFonts w:ascii="Times New Roman" w:hAnsi="Times New Roman" w:cs="Times New Roman"/>
-          <w:color w:val="EE0000"/>
-        </w:rPr>
-        <w:t xml:space="preserve">mean point </w:t>
-      </w:r>
-      <w:r>
-        <w:rPr>
-          <w:rFonts w:ascii="Times New Roman" w:hAnsi="Times New Roman" w:cs="Times New Roman"/>
-          <w:color w:val="EE0000"/>
-        </w:rPr>
-        <w:t xml:space="preserve">spread </w:t>
-      </w:r>
-      <w:r>
-        <w:rPr>
-          <w:rFonts w:ascii="Times New Roman" w:hAnsi="Times New Roman" w:cs="Times New Roman"/>
-          <w:color w:val="EE0000"/>
-        </w:rPr>
-        <w:t xml:space="preserve">is between 2.16 points less and 0.05 points more than the actual margin for the </w:t>
+        <w:t xml:space="preserve">We are 95% sure that the mean point spread is between 2.16 points less and 0.05 points more than the actual margin for the </w:t>
       </w:r>
       <w:r>
         <w:rPr>
@@ -1275,7 +1248,6 @@
         </w:rPr>
         <w:t xml:space="preserve">) tend, on average,  to </w:t>
       </w:r>
-      <w:proofErr w:type="spellStart"/>
       <w:r>
         <w:rPr>
           <w:rFonts w:ascii="Times New Roman" w:hAnsi="Times New Roman" w:cs="Times New Roman"/>
@@ -1286,14 +1258,13 @@
         <w:rPr>
           <w:rFonts w:ascii="Times New Roman" w:hAnsi="Times New Roman" w:cs="Times New Roman"/>
         </w:rPr>
-        <w:t>stimate</w:t>
-      </w:r>
-      <w:proofErr w:type="spellEnd"/>
-      <w:r>
-        <w:rPr>
-          <w:rFonts w:ascii="Times New Roman" w:hAnsi="Times New Roman" w:cs="Times New Roman"/>
-        </w:rPr>
-        <w:t xml:space="preserve"> the margin for the favored team (</w:t>
+        <w:t>e</w:t>
+      </w:r>
+      <w:r>
+        <w:rPr>
+          <w:rFonts w:ascii="Times New Roman" w:hAnsi="Times New Roman" w:cs="Times New Roman"/>
+        </w:rPr>
+        <w:t>stimate the margin for the favored team (</w:t>
       </w:r>
       <w:proofErr w:type="spellStart"/>
       <w:r>
@@ -1407,14 +1378,7 @@
           <w:rFonts w:ascii="Times New Roman" w:eastAsiaTheme="minorEastAsia" w:hAnsi="Times New Roman" w:cs="Times New Roman"/>
           <w:color w:val="EE0000"/>
         </w:rPr>
-        <w:t>t=-</w:t>
-      </w:r>
-      <w:r>
-        <w:rPr>
-          <w:rFonts w:ascii="Times New Roman" w:eastAsiaTheme="minorEastAsia" w:hAnsi="Times New Roman" w:cs="Times New Roman"/>
-          <w:color w:val="EE0000"/>
-        </w:rPr>
-        <w:t>1.87</w:t>
+        <w:t>t=-1.87</w:t>
       </w:r>
       <w:r>
         <w:rPr>
@@ -1444,81 +1408,7 @@
           <w:rFonts w:ascii="Times New Roman" w:eastAsiaTheme="minorEastAsia" w:hAnsi="Times New Roman" w:cs="Times New Roman"/>
           <w:color w:val="EE0000"/>
         </w:rPr>
-        <w:t>0.0</w:t>
-      </w:r>
-      <w:r>
-        <w:rPr>
-          <w:rFonts w:ascii="Times New Roman" w:eastAsiaTheme="minorEastAsia" w:hAnsi="Times New Roman" w:cs="Times New Roman"/>
-          <w:color w:val="EE0000"/>
-        </w:rPr>
-        <w:t>31</w:t>
-      </w:r>
-      <w:r>
-        <w:rPr>
-          <w:rFonts w:ascii="Times New Roman" w:eastAsiaTheme="minorEastAsia" w:hAnsi="Times New Roman" w:cs="Times New Roman"/>
-          <w:color w:val="EE0000"/>
-        </w:rPr>
-        <w:t xml:space="preserve">. </w:t>
-      </w:r>
-      <w:r>
-        <w:rPr>
-          <w:rFonts w:ascii="Times New Roman" w:eastAsiaTheme="minorEastAsia" w:hAnsi="Times New Roman" w:cs="Times New Roman"/>
-          <w:color w:val="EE0000"/>
-        </w:rPr>
-        <w:t>At a 5% level we have enough</w:t>
-      </w:r>
-      <w:r>
-        <w:rPr>
-          <w:rFonts w:ascii="Times New Roman" w:eastAsiaTheme="minorEastAsia" w:hAnsi="Times New Roman" w:cs="Times New Roman"/>
-          <w:color w:val="EE0000"/>
-        </w:rPr>
-        <w:t xml:space="preserve"> evidence </w:t>
-      </w:r>
-      <w:r>
-        <w:rPr>
-          <w:rFonts w:ascii="Times New Roman" w:eastAsiaTheme="minorEastAsia" w:hAnsi="Times New Roman" w:cs="Times New Roman"/>
-          <w:color w:val="EE0000"/>
-        </w:rPr>
-        <w:t xml:space="preserve">to conclude that the mean point spreads </w:t>
-      </w:r>
-      <w:proofErr w:type="gramStart"/>
-      <w:r>
-        <w:rPr>
-          <w:rFonts w:ascii="Times New Roman" w:eastAsiaTheme="minorEastAsia" w:hAnsi="Times New Roman" w:cs="Times New Roman"/>
-          <w:color w:val="EE0000"/>
-        </w:rPr>
-        <w:t>is</w:t>
-      </w:r>
-      <w:proofErr w:type="gramEnd"/>
-      <w:r>
-        <w:rPr>
-          <w:rFonts w:ascii="Times New Roman" w:eastAsiaTheme="minorEastAsia" w:hAnsi="Times New Roman" w:cs="Times New Roman"/>
-          <w:color w:val="EE0000"/>
-        </w:rPr>
-        <w:t xml:space="preserve"> less than the mean actual margin for the </w:t>
-      </w:r>
-      <w:proofErr w:type="gramStart"/>
-      <w:r>
-        <w:rPr>
-          <w:rFonts w:ascii="Times New Roman" w:eastAsiaTheme="minorEastAsia" w:hAnsi="Times New Roman" w:cs="Times New Roman"/>
-          <w:color w:val="EE0000"/>
-        </w:rPr>
-        <w:t>favored team</w:t>
-      </w:r>
-      <w:proofErr w:type="gramEnd"/>
-      <w:r>
-        <w:rPr>
-          <w:rFonts w:ascii="Times New Roman" w:eastAsiaTheme="minorEastAsia" w:hAnsi="Times New Roman" w:cs="Times New Roman"/>
-          <w:color w:val="EE0000"/>
-        </w:rPr>
-        <w:t xml:space="preserve">. </w:t>
-      </w:r>
-      <w:r>
-        <w:rPr>
-          <w:rFonts w:ascii="Times New Roman" w:eastAsiaTheme="minorEastAsia" w:hAnsi="Times New Roman" w:cs="Times New Roman"/>
-          <w:color w:val="EE0000"/>
-        </w:rPr>
-        <w:t xml:space="preserve"> </w:t>
+        <w:t xml:space="preserve">0.031. At a 5% level we have enough evidence to conclude that the mean point spread is less than the mean actual margin for the favored team.  </w:t>
       </w:r>
     </w:p>
     <w:p>
@@ -1649,14 +1539,7 @@
               <w:rFonts w:ascii="Cambria Math" w:hAnsi="Cambria Math" w:cs="Times New Roman"/>
               <w:color w:val="EE0000"/>
             </w:rPr>
-            <m:t>=</m:t>
-          </m:r>
-          <m:r>
-            <w:rPr>
-              <w:rFonts w:ascii="Cambria Math" w:hAnsi="Cambria Math" w:cs="Times New Roman"/>
-              <w:color w:val="EE0000"/>
-            </w:rPr>
-            <m:t>10.03</m:t>
+            <m:t>=10.03</m:t>
           </m:r>
         </m:oMath>
       </m:oMathPara>
@@ -2104,7 +1987,7 @@
                   <w:rFonts w:ascii="Cambria Math" w:hAnsi="Cambria Math" w:cs="Times New Roman"/>
                   <w:color w:val="EE0000"/>
                 </w:rPr>
-                <m:t>2</m:t>
+                <m:t>1</m:t>
               </m:r>
             </m:sub>
           </m:sSub>
@@ -2161,7 +2044,7 @@
                   <w:rFonts w:ascii="Cambria Math" w:eastAsiaTheme="minorEastAsia" w:hAnsi="Cambria Math" w:cs="Times New Roman"/>
                   <w:color w:val="EE0000"/>
                 </w:rPr>
-                <m:t>1</m:t>
+                <m:t>2</m:t>
               </m:r>
             </m:sub>
           </m:sSub>
@@ -2170,7 +2053,35 @@
               <w:rFonts w:ascii="Cambria Math" w:eastAsiaTheme="minorEastAsia" w:hAnsi="Cambria Math" w:cs="Times New Roman"/>
               <w:color w:val="EE0000"/>
             </w:rPr>
-            <m:t>=9.65-10.40=-0.75</m:t>
+            <m:t>=</m:t>
+          </m:r>
+          <m:r>
+            <w:rPr>
+              <w:rFonts w:ascii="Cambria Math" w:eastAsiaTheme="minorEastAsia" w:hAnsi="Cambria Math" w:cs="Times New Roman"/>
+              <w:color w:val="EE0000"/>
+            </w:rPr>
+            <m:t>10.40</m:t>
+          </m:r>
+          <m:r>
+            <w:rPr>
+              <w:rFonts w:ascii="Cambria Math" w:eastAsiaTheme="minorEastAsia" w:hAnsi="Cambria Math" w:cs="Times New Roman"/>
+              <w:color w:val="EE0000"/>
+            </w:rPr>
+            <m:t>-</m:t>
+          </m:r>
+          <m:r>
+            <w:rPr>
+              <w:rFonts w:ascii="Cambria Math" w:eastAsiaTheme="minorEastAsia" w:hAnsi="Cambria Math" w:cs="Times New Roman"/>
+              <w:color w:val="EE0000"/>
+            </w:rPr>
+            <m:t>9.65</m:t>
+          </m:r>
+          <m:r>
+            <w:rPr>
+              <w:rFonts w:ascii="Cambria Math" w:eastAsiaTheme="minorEastAsia" w:hAnsi="Cambria Math" w:cs="Times New Roman"/>
+              <w:color w:val="EE0000"/>
+            </w:rPr>
+            <m:t>=-0.75</m:t>
           </m:r>
         </m:oMath>
       </m:oMathPara>
@@ -2189,72 +2100,35 @@
           <w:rFonts w:ascii="Times New Roman" w:eastAsiaTheme="minorEastAsia" w:hAnsi="Times New Roman" w:cs="Times New Roman"/>
           <w:color w:val="EE0000"/>
         </w:rPr>
-        <w:t>t</w:t>
+        <w:t>t=1.03, p-value=0.152.  We do not have convincing evidence that the mean absolute difference between the point spread</w:t>
       </w:r>
       <w:r>
         <w:rPr>
           <w:rFonts w:ascii="Times New Roman" w:eastAsiaTheme="minorEastAsia" w:hAnsi="Times New Roman" w:cs="Times New Roman"/>
           <w:color w:val="EE0000"/>
         </w:rPr>
-        <w:t>=</w:t>
+        <w:t>s</w:t>
       </w:r>
       <w:r>
         <w:rPr>
           <w:rFonts w:ascii="Times New Roman" w:eastAsiaTheme="minorEastAsia" w:hAnsi="Times New Roman" w:cs="Times New Roman"/>
           <w:color w:val="EE0000"/>
         </w:rPr>
-        <w:t>1.03</w:t>
+        <w:t xml:space="preserve"> and actual game margin</w:t>
       </w:r>
       <w:r>
         <w:rPr>
           <w:rFonts w:ascii="Times New Roman" w:eastAsiaTheme="minorEastAsia" w:hAnsi="Times New Roman" w:cs="Times New Roman"/>
           <w:color w:val="EE0000"/>
         </w:rPr>
-        <w:t>, p-value=0.</w:t>
+        <w:t>s</w:t>
       </w:r>
       <w:r>
         <w:rPr>
           <w:rFonts w:ascii="Times New Roman" w:eastAsiaTheme="minorEastAsia" w:hAnsi="Times New Roman" w:cs="Times New Roman"/>
           <w:color w:val="EE0000"/>
         </w:rPr>
-        <w:t>15</w:t>
-      </w:r>
-      <w:r>
-        <w:rPr>
-          <w:rFonts w:ascii="Times New Roman" w:eastAsiaTheme="minorEastAsia" w:hAnsi="Times New Roman" w:cs="Times New Roman"/>
-          <w:color w:val="EE0000"/>
-        </w:rPr>
-        <w:t xml:space="preserve">2.  We do not have convincing evidence that the </w:t>
-      </w:r>
-      <w:r>
-        <w:rPr>
-          <w:rFonts w:ascii="Times New Roman" w:eastAsiaTheme="minorEastAsia" w:hAnsi="Times New Roman" w:cs="Times New Roman"/>
-          <w:color w:val="EE0000"/>
-        </w:rPr>
-        <w:t xml:space="preserve">mean absolute difference between the point </w:t>
-      </w:r>
-      <w:proofErr w:type="gramStart"/>
-      <w:r>
-        <w:rPr>
-          <w:rFonts w:ascii="Times New Roman" w:eastAsiaTheme="minorEastAsia" w:hAnsi="Times New Roman" w:cs="Times New Roman"/>
-          <w:color w:val="EE0000"/>
-        </w:rPr>
-        <w:t>spread</w:t>
-      </w:r>
-      <w:proofErr w:type="gramEnd"/>
-      <w:r>
-        <w:rPr>
-          <w:rFonts w:ascii="Times New Roman" w:eastAsiaTheme="minorEastAsia" w:hAnsi="Times New Roman" w:cs="Times New Roman"/>
-          <w:color w:val="EE0000"/>
-        </w:rPr>
-        <w:t xml:space="preserve"> and actual game margin is smaller in the second half of the season th</w:t>
-      </w:r>
-      <w:r>
-        <w:rPr>
-          <w:rFonts w:ascii="Times New Roman" w:eastAsiaTheme="minorEastAsia" w:hAnsi="Times New Roman" w:cs="Times New Roman"/>
-          <w:color w:val="EE0000"/>
-        </w:rPr>
-        <w:t xml:space="preserve">an in the first half. </w:t>
+        <w:t xml:space="preserve"> is smaller in the second half of the season than in the first half. </w:t>
       </w:r>
     </w:p>
     <w:p>
@@ -2513,14 +2387,7 @@
               <w:rFonts w:ascii="Cambria Math" w:hAnsi="Cambria Math" w:cs="Times New Roman"/>
               <w:color w:val="EE0000"/>
             </w:rPr>
-            <m:t>=0.</m:t>
-          </m:r>
-          <m:r>
-            <w:rPr>
-              <w:rFonts w:ascii="Cambria Math" w:hAnsi="Cambria Math" w:cs="Times New Roman"/>
-              <w:color w:val="EE0000"/>
-            </w:rPr>
-            <m:t>392</m:t>
+            <m:t>=0.392</m:t>
           </m:r>
         </m:oMath>
       </m:oMathPara>
@@ -2539,35 +2406,7 @@
           <w:rFonts w:ascii="Times New Roman" w:hAnsi="Times New Roman" w:cs="Times New Roman"/>
           <w:color w:val="EE0000"/>
         </w:rPr>
-        <w:t>We are 95% sure that the proportion of times the favored team wins the game is between 0.</w:t>
-      </w:r>
-      <w:r>
-        <w:rPr>
-          <w:rFonts w:ascii="Times New Roman" w:hAnsi="Times New Roman" w:cs="Times New Roman"/>
-          <w:color w:val="EE0000"/>
-        </w:rPr>
-        <w:t>35</w:t>
-      </w:r>
-      <w:r>
-        <w:rPr>
-          <w:rFonts w:ascii="Times New Roman" w:hAnsi="Times New Roman" w:cs="Times New Roman"/>
-          <w:color w:val="EE0000"/>
-        </w:rPr>
-        <w:t>1 and 0.</w:t>
-      </w:r>
-      <w:r>
-        <w:rPr>
-          <w:rFonts w:ascii="Times New Roman" w:hAnsi="Times New Roman" w:cs="Times New Roman"/>
-          <w:color w:val="EE0000"/>
-        </w:rPr>
-        <w:t>433</w:t>
-      </w:r>
-      <w:r>
-        <w:rPr>
-          <w:rFonts w:ascii="Times New Roman" w:hAnsi="Times New Roman" w:cs="Times New Roman"/>
-          <w:color w:val="EE0000"/>
-        </w:rPr>
-        <w:t>.</w:t>
+        <w:t>We are 95% sure that the proportion of times the favored team wins the game is between 0.351 and 0.433.</w:t>
       </w:r>
     </w:p>
     <w:p>
@@ -2872,14 +2711,7 @@
               <w:rFonts w:ascii="Cambria Math" w:hAnsi="Cambria Math" w:cs="Times New Roman"/>
               <w:color w:val="EE0000"/>
             </w:rPr>
-            <m:t>=</m:t>
-          </m:r>
-          <m:r>
-            <w:rPr>
-              <w:rFonts w:ascii="Cambria Math" w:hAnsi="Cambria Math" w:cs="Times New Roman"/>
-              <w:color w:val="EE0000"/>
-            </w:rPr>
-            <m:t>27.86</m:t>
+            <m:t>=27.86</m:t>
           </m:r>
         </m:oMath>
       </m:oMathPara>
@@ -2898,14 +2730,7 @@
           <w:rFonts w:ascii="Times New Roman" w:hAnsi="Times New Roman" w:cs="Times New Roman"/>
           <w:color w:val="EE0000"/>
         </w:rPr>
-        <w:t xml:space="preserve">We are 95% sure that the </w:t>
-      </w:r>
-      <w:r>
-        <w:rPr>
-          <w:rFonts w:ascii="Times New Roman" w:hAnsi="Times New Roman" w:cs="Times New Roman"/>
-          <w:color w:val="EE0000"/>
-        </w:rPr>
-        <w:t xml:space="preserve">mean points scored by the winning team in NFL games </w:t>
+        <w:t xml:space="preserve">We are 95% sure that the mean points scored by the winning team in NFL games </w:t>
       </w:r>
       <w:proofErr w:type="gramStart"/>
       <w:r>
@@ -2921,28 +2746,7 @@
           <w:rFonts w:ascii="Times New Roman" w:hAnsi="Times New Roman" w:cs="Times New Roman"/>
           <w:color w:val="EE0000"/>
         </w:rPr>
-        <w:t xml:space="preserve"> between 27.13 and </w:t>
-      </w:r>
-      <w:r>
-        <w:rPr>
-          <w:rFonts w:ascii="Times New Roman" w:hAnsi="Times New Roman" w:cs="Times New Roman"/>
-          <w:color w:val="EE0000"/>
-        </w:rPr>
-        <w:t xml:space="preserve"> </w:t>
-      </w:r>
-      <w:r>
-        <w:rPr>
-          <w:rFonts w:ascii="Times New Roman" w:hAnsi="Times New Roman" w:cs="Times New Roman"/>
-          <w:color w:val="EE0000"/>
-        </w:rPr>
-        <w:t>28.58</w:t>
-      </w:r>
-      <w:r>
-        <w:rPr>
-          <w:rFonts w:ascii="Times New Roman" w:hAnsi="Times New Roman" w:cs="Times New Roman"/>
-          <w:color w:val="EE0000"/>
-        </w:rPr>
-        <w:t xml:space="preserve"> points.</w:t>
+        <w:t xml:space="preserve"> between 27.13 and  28.58 points.</w:t>
       </w:r>
     </w:p>
     <w:p>
@@ -3121,14 +2925,7 @@
               <w:rFonts w:ascii="Cambria Math" w:hAnsi="Cambria Math" w:cs="Times New Roman"/>
               <w:color w:val="EE0000"/>
             </w:rPr>
-            <m:t>=</m:t>
-          </m:r>
-          <m:r>
-            <w:rPr>
-              <w:rFonts w:ascii="Cambria Math" w:hAnsi="Cambria Math" w:cs="Times New Roman"/>
-              <w:color w:val="EE0000"/>
-            </w:rPr>
-            <m:t>45.0-43.8=1.20</m:t>
+            <m:t>=45.0-43.8=1.20</m:t>
           </m:r>
         </m:oMath>
       </m:oMathPara>
@@ -3147,35 +2944,7 @@
           <w:rFonts w:ascii="Times New Roman" w:hAnsi="Times New Roman" w:cs="Times New Roman"/>
           <w:color w:val="EE0000"/>
         </w:rPr>
-        <w:t xml:space="preserve">We are 95% sure that the mean </w:t>
-      </w:r>
-      <w:r>
-        <w:rPr>
-          <w:rFonts w:ascii="Times New Roman" w:hAnsi="Times New Roman" w:cs="Times New Roman"/>
-          <w:color w:val="EE0000"/>
-        </w:rPr>
-        <w:t xml:space="preserve">combined </w:t>
-      </w:r>
-      <w:r>
-        <w:rPr>
-          <w:rFonts w:ascii="Times New Roman" w:hAnsi="Times New Roman" w:cs="Times New Roman"/>
-          <w:color w:val="EE0000"/>
-        </w:rPr>
-        <w:t xml:space="preserve">points scored </w:t>
-      </w:r>
-      <w:r>
-        <w:rPr>
-          <w:rFonts w:ascii="Times New Roman" w:hAnsi="Times New Roman" w:cs="Times New Roman"/>
-          <w:color w:val="EE0000"/>
-        </w:rPr>
-        <w:t xml:space="preserve">by both teams in NFL games in the second half of the season is between 1.05 less and 3.46 more than in the first half of the season. </w:t>
-      </w:r>
-      <w:r>
-        <w:rPr>
-          <w:rFonts w:ascii="Times New Roman" w:hAnsi="Times New Roman" w:cs="Times New Roman"/>
-          <w:color w:val="EE0000"/>
-        </w:rPr>
-        <w:t xml:space="preserve"> </w:t>
+        <w:t xml:space="preserve">We are 95% sure that the mean combined points scored by both teams in NFL games in the second half of the season is between 1.05 less and 3.46 more than in the first half of the season.  </w:t>
       </w:r>
     </w:p>
     <w:p>
@@ -3333,14 +3102,7 @@
               <w:rFonts w:ascii="Cambria Math" w:hAnsi="Cambria Math" w:cs="Times New Roman"/>
               <w:color w:val="EE0000"/>
             </w:rPr>
-            <m:t>=0.</m:t>
-          </m:r>
-          <m:r>
-            <w:rPr>
-              <w:rFonts w:ascii="Cambria Math" w:hAnsi="Cambria Math" w:cs="Times New Roman"/>
-              <w:color w:val="EE0000"/>
-            </w:rPr>
-            <m:t>566</m:t>
+            <m:t>=0.566</m:t>
           </m:r>
         </m:oMath>
       </m:oMathPara>
@@ -3359,49 +3121,7 @@
           <w:rFonts w:ascii="Times New Roman" w:hAnsi="Times New Roman" w:cs="Times New Roman"/>
           <w:color w:val="EE0000"/>
         </w:rPr>
-        <w:t xml:space="preserve">We are 95% sure that the proportion of times the </w:t>
-      </w:r>
-      <w:r>
-        <w:rPr>
-          <w:rFonts w:ascii="Times New Roman" w:hAnsi="Times New Roman" w:cs="Times New Roman"/>
-          <w:color w:val="EE0000"/>
-        </w:rPr>
-        <w:t>point spread is within one-half point of 3 or 7 is</w:t>
-      </w:r>
-      <w:r>
-        <w:rPr>
-          <w:rFonts w:ascii="Times New Roman" w:hAnsi="Times New Roman" w:cs="Times New Roman"/>
-          <w:color w:val="EE0000"/>
-        </w:rPr>
-        <w:t xml:space="preserve"> between </w:t>
-      </w:r>
-      <w:r>
-        <w:rPr>
-          <w:rFonts w:ascii="Times New Roman" w:hAnsi="Times New Roman" w:cs="Times New Roman"/>
-          <w:color w:val="EE0000"/>
-        </w:rPr>
-        <w:t>0.525</w:t>
-      </w:r>
-      <w:r>
-        <w:rPr>
-          <w:rFonts w:ascii="Times New Roman" w:hAnsi="Times New Roman" w:cs="Times New Roman"/>
-          <w:color w:val="EE0000"/>
-        </w:rPr>
-        <w:t xml:space="preserve"> and 0.</w:t>
-      </w:r>
-      <w:r>
-        <w:rPr>
-          <w:rFonts w:ascii="Times New Roman" w:hAnsi="Times New Roman" w:cs="Times New Roman"/>
-          <w:color w:val="EE0000"/>
-        </w:rPr>
-        <w:t>608</w:t>
-      </w:r>
-      <w:r>
-        <w:rPr>
-          <w:rFonts w:ascii="Times New Roman" w:hAnsi="Times New Roman" w:cs="Times New Roman"/>
-          <w:color w:val="EE0000"/>
-        </w:rPr>
-        <w:t>.</w:t>
+        <w:t>We are 95% sure that the proportion of times the point spread is within one-half point of 3 or 7 is between 0.525 and 0.608.</w:t>
       </w:r>
     </w:p>
     <w:p>
@@ -3674,56 +3394,7 @@
               <w:rFonts w:ascii="Cambria Math" w:hAnsi="Cambria Math" w:cs="Times New Roman"/>
               <w:color w:val="EE0000"/>
             </w:rPr>
-            <m:t>=0.</m:t>
-          </m:r>
-          <m:r>
-            <w:rPr>
-              <w:rFonts w:ascii="Cambria Math" w:hAnsi="Cambria Math" w:cs="Times New Roman"/>
-              <w:color w:val="EE0000"/>
-            </w:rPr>
-            <m:t>523</m:t>
-          </m:r>
-          <m:r>
-            <w:rPr>
-              <w:rFonts w:ascii="Cambria Math" w:hAnsi="Cambria Math" w:cs="Times New Roman"/>
-              <w:color w:val="EE0000"/>
-            </w:rPr>
-            <m:t>-0.</m:t>
-          </m:r>
-          <m:r>
-            <w:rPr>
-              <w:rFonts w:ascii="Cambria Math" w:hAnsi="Cambria Math" w:cs="Times New Roman"/>
-              <w:color w:val="EE0000"/>
-            </w:rPr>
-            <m:t>563</m:t>
-          </m:r>
-          <m:r>
-            <w:rPr>
-              <w:rFonts w:ascii="Cambria Math" w:hAnsi="Cambria Math" w:cs="Times New Roman"/>
-              <w:color w:val="EE0000"/>
-            </w:rPr>
-            <m:t>=</m:t>
-          </m:r>
-          <m:r>
-            <w:rPr>
-              <w:rFonts w:ascii="Cambria Math" w:hAnsi="Cambria Math" w:cs="Times New Roman"/>
-              <w:color w:val="EE0000"/>
-            </w:rPr>
-            <m:t>-</m:t>
-          </m:r>
-          <m:r>
-            <w:rPr>
-              <w:rFonts w:ascii="Cambria Math" w:hAnsi="Cambria Math" w:cs="Times New Roman"/>
-              <w:color w:val="EE0000"/>
-            </w:rPr>
-            <m:t>0.0</m:t>
-          </m:r>
-          <m:r>
-            <w:rPr>
-              <w:rFonts w:ascii="Cambria Math" w:hAnsi="Cambria Math" w:cs="Times New Roman"/>
-              <w:color w:val="EE0000"/>
-            </w:rPr>
-            <m:t>40</m:t>
+            <m:t>=0.523-0.563=-0.040</m:t>
           </m:r>
         </m:oMath>
       </m:oMathPara>
@@ -3855,14 +3526,7 @@
               <w:rFonts w:ascii="Cambria Math" w:hAnsi="Cambria Math" w:cs="Times New Roman"/>
               <w:color w:val="EE0000"/>
             </w:rPr>
-            <m:t>=0.</m:t>
-          </m:r>
-          <m:r>
-            <w:rPr>
-              <w:rFonts w:ascii="Cambria Math" w:hAnsi="Cambria Math" w:cs="Times New Roman"/>
-              <w:color w:val="EE0000"/>
-            </w:rPr>
-            <m:t>142</m:t>
+            <m:t>=0.142</m:t>
           </m:r>
         </m:oMath>
       </m:oMathPara>
@@ -3881,21 +3545,21 @@
           <w:rFonts w:ascii="Times New Roman" w:hAnsi="Times New Roman" w:cs="Times New Roman"/>
           <w:color w:val="EE0000"/>
         </w:rPr>
-        <w:t xml:space="preserve">We are 95% sure that the proportion of times the </w:t>
-      </w:r>
-      <w:r>
-        <w:rPr>
-          <w:rFonts w:ascii="Times New Roman" w:hAnsi="Times New Roman" w:cs="Times New Roman"/>
-          <w:color w:val="EE0000"/>
-        </w:rPr>
-        <w:t>favorite wins eh game but fails to cover the spread is between 0.112 and 0.171</w:t>
-      </w:r>
-      <w:r>
-        <w:rPr>
-          <w:rFonts w:ascii="Times New Roman" w:hAnsi="Times New Roman" w:cs="Times New Roman"/>
-          <w:color w:val="EE0000"/>
-        </w:rPr>
-        <w:t>.</w:t>
+        <w:t xml:space="preserve">We are 95% sure that the proportion of times the favorite wins </w:t>
+      </w:r>
+      <w:r>
+        <w:rPr>
+          <w:rFonts w:ascii="Times New Roman" w:hAnsi="Times New Roman" w:cs="Times New Roman"/>
+          <w:color w:val="EE0000"/>
+        </w:rPr>
+        <w:t>the</w:t>
+      </w:r>
+      <w:r>
+        <w:rPr>
+          <w:rFonts w:ascii="Times New Roman" w:hAnsi="Times New Roman" w:cs="Times New Roman"/>
+          <w:color w:val="EE0000"/>
+        </w:rPr>
+        <w:t xml:space="preserve"> game but fails to cover the spread is between 0.112 and 0.171.</w:t>
       </w:r>
     </w:p>
     <w:p>
@@ -3978,6 +3642,7 @@
         </w:rPr>
         <w:t xml:space="preserve"> and </w:t>
       </w:r>
+      <w:proofErr w:type="spellStart"/>
       <w:r>
         <w:rPr>
           <w:rFonts w:ascii="Times New Roman" w:hAnsi="Times New Roman" w:cs="Times New Roman"/>
@@ -3985,8 +3650,9 @@
           <w:iCs/>
           <w:color w:val="EE0000"/>
         </w:rPr>
-        <w:t>Away Score</w:t>
-      </w:r>
+        <w:t>AwayScore</w:t>
+      </w:r>
+      <w:proofErr w:type="spellEnd"/>
       <w:r>
         <w:rPr>
           <w:rFonts w:ascii="Times New Roman" w:hAnsi="Times New Roman" w:cs="Times New Roman"/>
@@ -4089,14 +3755,7 @@
               <w:rFonts w:ascii="Cambria Math" w:hAnsi="Cambria Math" w:cs="Times New Roman"/>
               <w:color w:val="EE0000"/>
             </w:rPr>
-            <m:t>=</m:t>
-          </m:r>
-          <m:r>
-            <w:rPr>
-              <w:rFonts w:ascii="Cambria Math" w:hAnsi="Cambria Math" w:cs="Times New Roman"/>
-              <w:color w:val="EE0000"/>
-            </w:rPr>
-            <m:t>1.91</m:t>
+            <m:t>=1.91</m:t>
           </m:r>
         </m:oMath>
       </m:oMathPara>
@@ -4368,14 +4027,7 @@
               <w:rFonts w:ascii="Cambria Math" w:hAnsi="Cambria Math" w:cs="Times New Roman"/>
               <w:color w:val="EE0000"/>
             </w:rPr>
-            <m:t>=0.5</m:t>
-          </m:r>
-          <m:r>
-            <w:rPr>
-              <w:rFonts w:ascii="Cambria Math" w:hAnsi="Cambria Math" w:cs="Times New Roman"/>
-              <w:color w:val="EE0000"/>
-            </w:rPr>
-            <m:t>42</m:t>
+            <m:t>=0.542</m:t>
           </m:r>
         </m:oMath>
       </m:oMathPara>

--- a/RLock/NFLPoints/Module/NFLPointsSolutions2.docx
+++ b/RLock/NFLPoints/Module/NFLPointsSolutions2.docx
@@ -87,21 +87,7 @@
         <w:rPr>
           <w:rFonts w:ascii="Times New Roman" w:hAnsi="Times New Roman" w:cs="Times New Roman"/>
         </w:rPr>
-        <w:t xml:space="preserve">What proportion of the time does the favored team </w:t>
-      </w:r>
-      <w:proofErr w:type="gramStart"/>
-      <w:r>
-        <w:rPr>
-          <w:rFonts w:ascii="Times New Roman" w:hAnsi="Times New Roman" w:cs="Times New Roman"/>
-        </w:rPr>
-        <w:t>actually win</w:t>
-      </w:r>
-      <w:proofErr w:type="gramEnd"/>
-      <w:r>
-        <w:rPr>
-          <w:rFonts w:ascii="Times New Roman" w:hAnsi="Times New Roman" w:cs="Times New Roman"/>
-        </w:rPr>
-        <w:t xml:space="preserve"> the game outright? </w:t>
+        <w:t xml:space="preserve">What proportion of the time does the favored team actually win the game outright? </w:t>
       </w:r>
     </w:p>
     <w:p>
@@ -590,7 +576,6 @@
         </w:rPr>
         <w:t>Many football fans say that the home field advantage is about a field goal (three points). Is the average home margin (</w:t>
       </w:r>
-      <w:proofErr w:type="spellStart"/>
       <w:r>
         <w:rPr>
           <w:rFonts w:ascii="Times New Roman" w:hAnsi="Times New Roman" w:cs="Times New Roman"/>
@@ -599,7 +584,6 @@
         </w:rPr>
         <w:t>HomeDiff</w:t>
       </w:r>
-      <w:proofErr w:type="spellEnd"/>
       <w:r>
         <w:rPr>
           <w:rFonts w:ascii="Times New Roman" w:hAnsi="Times New Roman" w:cs="Times New Roman"/>
@@ -621,23 +605,7 @@
           <w:rFonts w:ascii="Times New Roman" w:hAnsi="Times New Roman" w:cs="Times New Roman"/>
           <w:color w:val="EE0000"/>
         </w:rPr>
-        <w:t xml:space="preserve">Test for a </w:t>
-      </w:r>
-      <w:proofErr w:type="gramStart"/>
-      <w:r>
-        <w:rPr>
-          <w:rFonts w:ascii="Times New Roman" w:hAnsi="Times New Roman" w:cs="Times New Roman"/>
-          <w:color w:val="EE0000"/>
-        </w:rPr>
-        <w:t>mean</w:t>
-      </w:r>
-      <w:proofErr w:type="gramEnd"/>
-      <w:r>
-        <w:rPr>
-          <w:rFonts w:ascii="Times New Roman" w:hAnsi="Times New Roman" w:cs="Times New Roman"/>
-          <w:color w:val="EE0000"/>
-        </w:rPr>
-        <w:t xml:space="preserve"> (one sample</w:t>
+        <w:t>Test for a mean (one sample</w:t>
       </w:r>
       <w:r>
         <w:rPr>
@@ -646,7 +614,6 @@
         </w:rPr>
         <w:t xml:space="preserve"> using </w:t>
       </w:r>
-      <w:proofErr w:type="spellStart"/>
       <w:r>
         <w:rPr>
           <w:rFonts w:ascii="Times New Roman" w:hAnsi="Times New Roman" w:cs="Times New Roman"/>
@@ -656,7 +623,6 @@
         </w:rPr>
         <w:t>HomeDiff</w:t>
       </w:r>
-      <w:proofErr w:type="spellEnd"/>
       <w:r>
         <w:rPr>
           <w:rFonts w:ascii="Times New Roman" w:hAnsi="Times New Roman" w:cs="Times New Roman"/>
@@ -688,7 +654,6 @@
         </w:rPr>
         <w:t xml:space="preserve">Test for two means (paired data., using </w:t>
       </w:r>
-      <w:proofErr w:type="spellStart"/>
       <w:r>
         <w:rPr>
           <w:rFonts w:ascii="Times New Roman" w:hAnsi="Times New Roman" w:cs="Times New Roman"/>
@@ -698,7 +663,6 @@
         </w:rPr>
         <w:t>HomeScore</w:t>
       </w:r>
-      <w:proofErr w:type="spellEnd"/>
       <w:r>
         <w:rPr>
           <w:rFonts w:ascii="Times New Roman" w:hAnsi="Times New Roman" w:cs="Times New Roman"/>
@@ -706,7 +670,6 @@
         </w:rPr>
         <w:t xml:space="preserve"> and </w:t>
       </w:r>
-      <w:proofErr w:type="spellStart"/>
       <w:r>
         <w:rPr>
           <w:rFonts w:ascii="Times New Roman" w:hAnsi="Times New Roman" w:cs="Times New Roman"/>
@@ -716,7 +679,6 @@
         </w:rPr>
         <w:t>AwayScore</w:t>
       </w:r>
-      <w:proofErr w:type="spellEnd"/>
       <w:r>
         <w:rPr>
           <w:rFonts w:ascii="Times New Roman" w:hAnsi="Times New Roman" w:cs="Times New Roman"/>
@@ -855,7 +817,6 @@
         </w:rPr>
         <w:t xml:space="preserve"> average point spread assigned to the home team (</w:t>
       </w:r>
-      <w:proofErr w:type="spellStart"/>
       <w:r>
         <w:rPr>
           <w:rFonts w:ascii="Times New Roman" w:hAnsi="Times New Roman" w:cs="Times New Roman"/>
@@ -864,7 +825,6 @@
         </w:rPr>
         <w:t>HomePts</w:t>
       </w:r>
-      <w:proofErr w:type="spellEnd"/>
       <w:r>
         <w:rPr>
           <w:rFonts w:ascii="Times New Roman" w:hAnsi="Times New Roman" w:cs="Times New Roman"/>
@@ -898,23 +858,7 @@
           <w:rFonts w:ascii="Times New Roman" w:hAnsi="Times New Roman" w:cs="Times New Roman"/>
           <w:color w:val="EE0000"/>
         </w:rPr>
-        <w:t xml:space="preserve">Test for a </w:t>
-      </w:r>
-      <w:proofErr w:type="gramStart"/>
-      <w:r>
-        <w:rPr>
-          <w:rFonts w:ascii="Times New Roman" w:hAnsi="Times New Roman" w:cs="Times New Roman"/>
-          <w:color w:val="EE0000"/>
-        </w:rPr>
-        <w:t>mean</w:t>
-      </w:r>
-      <w:proofErr w:type="gramEnd"/>
-      <w:r>
-        <w:rPr>
-          <w:rFonts w:ascii="Times New Roman" w:hAnsi="Times New Roman" w:cs="Times New Roman"/>
-          <w:color w:val="EE0000"/>
-        </w:rPr>
-        <w:t xml:space="preserve"> (one sample)</w:t>
+        <w:t>Test for a mean (one sample)</w:t>
       </w:r>
     </w:p>
     <w:p>
@@ -1011,39 +955,7 @@
           <w:rFonts w:ascii="Times New Roman" w:eastAsiaTheme="minorEastAsia" w:hAnsi="Times New Roman" w:cs="Times New Roman"/>
           <w:color w:val="EE0000"/>
         </w:rPr>
-        <w:t xml:space="preserve">0.000. We have very strong </w:t>
-      </w:r>
-      <w:proofErr w:type="gramStart"/>
-      <w:r>
-        <w:rPr>
-          <w:rFonts w:ascii="Times New Roman" w:eastAsiaTheme="minorEastAsia" w:hAnsi="Times New Roman" w:cs="Times New Roman"/>
-          <w:color w:val="EE0000"/>
-        </w:rPr>
-        <w:t>evidence have</w:t>
-      </w:r>
-      <w:proofErr w:type="gramEnd"/>
-      <w:r>
-        <w:rPr>
-          <w:rFonts w:ascii="Times New Roman" w:eastAsiaTheme="minorEastAsia" w:hAnsi="Times New Roman" w:cs="Times New Roman"/>
-          <w:color w:val="EE0000"/>
-        </w:rPr>
-        <w:t xml:space="preserve"> that </w:t>
-      </w:r>
-      <w:proofErr w:type="gramStart"/>
-      <w:r>
-        <w:rPr>
-          <w:rFonts w:ascii="Times New Roman" w:eastAsiaTheme="minorEastAsia" w:hAnsi="Times New Roman" w:cs="Times New Roman"/>
-          <w:color w:val="EE0000"/>
-        </w:rPr>
-        <w:t>average</w:t>
-      </w:r>
-      <w:proofErr w:type="gramEnd"/>
-      <w:r>
-        <w:rPr>
-          <w:rFonts w:ascii="Times New Roman" w:eastAsiaTheme="minorEastAsia" w:hAnsi="Times New Roman" w:cs="Times New Roman"/>
-          <w:color w:val="EE0000"/>
-        </w:rPr>
-        <w:t xml:space="preserve"> point spread assigned to the home team is less than 3 points. </w:t>
+        <w:t xml:space="preserve">0.000. We have very strong evidence have that average point spread assigned to the home team is less than 3 points. </w:t>
       </w:r>
     </w:p>
     <w:p>
@@ -1080,7 +992,6 @@
         </w:rPr>
         <w:t>) and the actual margin for the favored team (</w:t>
       </w:r>
-      <w:proofErr w:type="spellStart"/>
       <w:r>
         <w:rPr>
           <w:rFonts w:ascii="Times New Roman" w:hAnsi="Times New Roman" w:cs="Times New Roman"/>
@@ -1089,7 +1000,6 @@
         </w:rPr>
         <w:t>FavDiff</w:t>
       </w:r>
-      <w:proofErr w:type="spellEnd"/>
       <w:r>
         <w:rPr>
           <w:rFonts w:ascii="Times New Roman" w:hAnsi="Times New Roman" w:cs="Times New Roman"/>
@@ -1266,7 +1176,6 @@
         </w:rPr>
         <w:t>stimate the margin for the favored team (</w:t>
       </w:r>
-      <w:proofErr w:type="spellStart"/>
       <w:r>
         <w:rPr>
           <w:rFonts w:ascii="Times New Roman" w:hAnsi="Times New Roman" w:cs="Times New Roman"/>
@@ -1275,7 +1184,6 @@
         </w:rPr>
         <w:t>FavDiff</w:t>
       </w:r>
-      <w:proofErr w:type="spellEnd"/>
       <w:r>
         <w:rPr>
           <w:rFonts w:ascii="Times New Roman" w:hAnsi="Times New Roman" w:cs="Times New Roman"/>
@@ -1445,7 +1353,6 @@
         </w:rPr>
         <w:t>) and the actual game margin (</w:t>
       </w:r>
-      <w:proofErr w:type="spellStart"/>
       <w:r>
         <w:rPr>
           <w:rFonts w:ascii="Times New Roman" w:hAnsi="Times New Roman" w:cs="Times New Roman"/>
@@ -1454,7 +1361,6 @@
         </w:rPr>
         <w:t>FavDiff</w:t>
       </w:r>
-      <w:proofErr w:type="spellEnd"/>
       <w:r>
         <w:rPr>
           <w:rFonts w:ascii="Times New Roman" w:hAnsi="Times New Roman" w:cs="Times New Roman"/>
@@ -1478,6 +1384,13 @@
           <w:color w:val="EE0000"/>
         </w:rPr>
         <w:t>CI for a mean</w:t>
+      </w:r>
+      <w:r>
+        <w:rPr>
+          <w:rFonts w:ascii="Times New Roman" w:hAnsi="Times New Roman" w:cs="Times New Roman"/>
+          <w:color w:val="EE0000"/>
+        </w:rPr>
+        <w:t xml:space="preserve"> (one sample)</w:t>
       </w:r>
     </w:p>
     <w:p>
@@ -1573,21 +1486,7 @@
         <w:rPr>
           <w:rFonts w:ascii="Times New Roman" w:hAnsi="Times New Roman" w:cs="Times New Roman"/>
         </w:rPr>
-        <w:t xml:space="preserve">Do </w:t>
-      </w:r>
-      <w:proofErr w:type="gramStart"/>
-      <w:r>
-        <w:rPr>
-          <w:rFonts w:ascii="Times New Roman" w:hAnsi="Times New Roman" w:cs="Times New Roman"/>
-        </w:rPr>
-        <w:t>point</w:t>
-      </w:r>
-      <w:proofErr w:type="gramEnd"/>
-      <w:r>
-        <w:rPr>
-          <w:rFonts w:ascii="Times New Roman" w:hAnsi="Times New Roman" w:cs="Times New Roman"/>
-        </w:rPr>
-        <w:t xml:space="preserve"> spreads get more accurate as the season goes along?  Address this in two ways:</w:t>
+        <w:t>Do point spreads get more accurate as the season goes along?  Address this in two ways:</w:t>
       </w:r>
     </w:p>
     <w:p>
@@ -1861,7 +1760,6 @@
         </w:rPr>
         <w:t>) and the actual game margin (</w:t>
       </w:r>
-      <w:proofErr w:type="spellStart"/>
       <w:r>
         <w:rPr>
           <w:rFonts w:ascii="Times New Roman" w:hAnsi="Times New Roman" w:cs="Times New Roman"/>
@@ -1870,7 +1768,6 @@
         </w:rPr>
         <w:t>FavDiff</w:t>
       </w:r>
-      <w:proofErr w:type="spellEnd"/>
       <w:r>
         <w:rPr>
           <w:rFonts w:ascii="Times New Roman" w:hAnsi="Times New Roman" w:cs="Times New Roman"/>
@@ -1887,54 +1784,24 @@
         <w:rPr>
           <w:rFonts w:ascii="Times New Roman" w:hAnsi="Times New Roman" w:cs="Times New Roman"/>
         </w:rPr>
-        <w:t xml:space="preserve">.  Is the average discrepancy smaller in the second half of the season </w:t>
-      </w:r>
-      <w:proofErr w:type="gramStart"/>
-      <w:r>
-        <w:rPr>
-          <w:rFonts w:ascii="Times New Roman" w:hAnsi="Times New Roman" w:cs="Times New Roman"/>
-        </w:rPr>
-        <w:t>than</w:t>
-      </w:r>
-      <w:proofErr w:type="gramEnd"/>
-      <w:r>
-        <w:rPr>
-          <w:rFonts w:ascii="Times New Roman" w:hAnsi="Times New Roman" w:cs="Times New Roman"/>
-        </w:rPr>
-        <w:t xml:space="preserve"> the first half? </w:t>
-      </w:r>
-    </w:p>
-    <w:p>
-      <w:pPr>
-        <w:spacing w:line="240" w:lineRule="auto"/>
-        <w:ind w:left="1080"/>
-        <w:rPr>
-          <w:rFonts w:ascii="Times New Roman" w:hAnsi="Times New Roman" w:cs="Times New Roman"/>
-          <w:color w:val="EE0000"/>
-        </w:rPr>
-      </w:pPr>
-      <w:r>
-        <w:rPr>
-          <w:rFonts w:ascii="Times New Roman" w:hAnsi="Times New Roman" w:cs="Times New Roman"/>
-          <w:color w:val="EE0000"/>
-        </w:rPr>
-        <w:t xml:space="preserve">Test for a difference in </w:t>
-      </w:r>
-      <w:proofErr w:type="gramStart"/>
-      <w:r>
-        <w:rPr>
-          <w:rFonts w:ascii="Times New Roman" w:hAnsi="Times New Roman" w:cs="Times New Roman"/>
-          <w:color w:val="EE0000"/>
-        </w:rPr>
-        <w:t>means</w:t>
-      </w:r>
-      <w:proofErr w:type="gramEnd"/>
-      <w:r>
-        <w:rPr>
-          <w:rFonts w:ascii="Times New Roman" w:hAnsi="Times New Roman" w:cs="Times New Roman"/>
-          <w:color w:val="EE0000"/>
-        </w:rPr>
-        <w:t xml:space="preserve"> (two samples)</w:t>
+        <w:t xml:space="preserve">.  Is the average discrepancy smaller in the second half of the season than the first half? </w:t>
+      </w:r>
+    </w:p>
+    <w:p>
+      <w:pPr>
+        <w:spacing w:line="240" w:lineRule="auto"/>
+        <w:ind w:left="1080"/>
+        <w:rPr>
+          <w:rFonts w:ascii="Times New Roman" w:hAnsi="Times New Roman" w:cs="Times New Roman"/>
+          <w:color w:val="EE0000"/>
+        </w:rPr>
+      </w:pPr>
+      <w:r>
+        <w:rPr>
+          <w:rFonts w:ascii="Times New Roman" w:hAnsi="Times New Roman" w:cs="Times New Roman"/>
+          <w:color w:val="EE0000"/>
+        </w:rPr>
+        <w:t>Test for a difference in means (two samples)</w:t>
       </w:r>
     </w:p>
     <w:p>
@@ -2053,35 +1920,7 @@
               <w:rFonts w:ascii="Cambria Math" w:eastAsiaTheme="minorEastAsia" w:hAnsi="Cambria Math" w:cs="Times New Roman"/>
               <w:color w:val="EE0000"/>
             </w:rPr>
-            <m:t>=</m:t>
-          </m:r>
-          <m:r>
-            <w:rPr>
-              <w:rFonts w:ascii="Cambria Math" w:eastAsiaTheme="minorEastAsia" w:hAnsi="Cambria Math" w:cs="Times New Roman"/>
-              <w:color w:val="EE0000"/>
-            </w:rPr>
-            <m:t>10.40</m:t>
-          </m:r>
-          <m:r>
-            <w:rPr>
-              <w:rFonts w:ascii="Cambria Math" w:eastAsiaTheme="minorEastAsia" w:hAnsi="Cambria Math" w:cs="Times New Roman"/>
-              <w:color w:val="EE0000"/>
-            </w:rPr>
-            <m:t>-</m:t>
-          </m:r>
-          <m:r>
-            <w:rPr>
-              <w:rFonts w:ascii="Cambria Math" w:eastAsiaTheme="minorEastAsia" w:hAnsi="Cambria Math" w:cs="Times New Roman"/>
-              <w:color w:val="EE0000"/>
-            </w:rPr>
-            <m:t>9.65</m:t>
-          </m:r>
-          <m:r>
-            <w:rPr>
-              <w:rFonts w:ascii="Cambria Math" w:eastAsiaTheme="minorEastAsia" w:hAnsi="Cambria Math" w:cs="Times New Roman"/>
-              <w:color w:val="EE0000"/>
-            </w:rPr>
-            <m:t>=-0.75</m:t>
+            <m:t>=10.40-9.65=0.75</m:t>
           </m:r>
         </m:oMath>
       </m:oMathPara>
@@ -2406,7 +2245,21 @@
           <w:rFonts w:ascii="Times New Roman" w:hAnsi="Times New Roman" w:cs="Times New Roman"/>
           <w:color w:val="EE0000"/>
         </w:rPr>
-        <w:t>We are 95% sure that the proportion of times the favored team wins the game is between 0.351 and 0.433.</w:t>
+        <w:t xml:space="preserve">We are 95% sure that the proportion of times the </w:t>
+      </w:r>
+      <w:r>
+        <w:rPr>
+          <w:rFonts w:ascii="Times New Roman" w:hAnsi="Times New Roman" w:cs="Times New Roman"/>
+          <w:color w:val="EE0000"/>
+        </w:rPr>
+        <w:t>away team is favored to win</w:t>
+      </w:r>
+      <w:r>
+        <w:rPr>
+          <w:rFonts w:ascii="Times New Roman" w:hAnsi="Times New Roman" w:cs="Times New Roman"/>
+          <w:color w:val="EE0000"/>
+        </w:rPr>
+        <w:t xml:space="preserve"> is between 0.351 and 0.433.</w:t>
       </w:r>
     </w:p>
     <w:p>
@@ -2455,23 +2308,7 @@
           <w:rFonts w:ascii="Times New Roman" w:hAnsi="Times New Roman" w:cs="Times New Roman"/>
           <w:color w:val="EE0000"/>
         </w:rPr>
-        <w:t xml:space="preserve">No statistical inference needed.  We know the </w:t>
-      </w:r>
-      <w:proofErr w:type="gramStart"/>
-      <w:r>
-        <w:rPr>
-          <w:rFonts w:ascii="Times New Roman" w:hAnsi="Times New Roman" w:cs="Times New Roman"/>
-          <w:color w:val="EE0000"/>
-        </w:rPr>
-        <w:t>means</w:t>
-      </w:r>
-      <w:proofErr w:type="gramEnd"/>
-      <w:r>
-        <w:rPr>
-          <w:rFonts w:ascii="Times New Roman" w:hAnsi="Times New Roman" w:cs="Times New Roman"/>
-          <w:color w:val="EE0000"/>
-        </w:rPr>
-        <w:t xml:space="preserve"> in 2023 and 2024 exactly!</w:t>
+        <w:t>No statistical inference needed.  We know the means in 2023 and 2024 exactly!</w:t>
       </w:r>
     </w:p>
     <w:p>
@@ -2571,48 +2408,7 @@
           <w:rFonts w:ascii="Times New Roman" w:eastAsiaTheme="minorEastAsia" w:hAnsi="Times New Roman" w:cs="Times New Roman"/>
           <w:color w:val="EE0000"/>
         </w:rPr>
-        <w:t xml:space="preserve">. </w:t>
-      </w:r>
-      <w:proofErr w:type="gramStart"/>
-      <w:r>
-        <w:rPr>
-          <w:rFonts w:ascii="Times New Roman" w:eastAsiaTheme="minorEastAsia" w:hAnsi="Times New Roman" w:cs="Times New Roman"/>
-          <w:color w:val="EE0000"/>
-        </w:rPr>
-        <w:t>so</w:t>
-      </w:r>
-      <w:proofErr w:type="gramEnd"/>
-      <w:r>
-        <w:rPr>
-          <w:rFonts w:ascii="Times New Roman" w:eastAsiaTheme="minorEastAsia" w:hAnsi="Times New Roman" w:cs="Times New Roman"/>
-          <w:color w:val="EE0000"/>
-        </w:rPr>
-        <w:t xml:space="preserve"> the mean points scored by the favorite is higher in 2024 than </w:t>
-      </w:r>
-      <w:proofErr w:type="spellStart"/>
-      <w:proofErr w:type="gramStart"/>
-      <w:r>
-        <w:rPr>
-          <w:rFonts w:ascii="Times New Roman" w:eastAsiaTheme="minorEastAsia" w:hAnsi="Times New Roman" w:cs="Times New Roman"/>
-          <w:color w:val="EE0000"/>
-        </w:rPr>
-        <w:t>n</w:t>
-      </w:r>
-      <w:proofErr w:type="spellEnd"/>
-      <w:r>
-        <w:rPr>
-          <w:rFonts w:ascii="Times New Roman" w:eastAsiaTheme="minorEastAsia" w:hAnsi="Times New Roman" w:cs="Times New Roman"/>
-          <w:color w:val="EE0000"/>
-        </w:rPr>
-        <w:t xml:space="preserve"> 2023</w:t>
-      </w:r>
-      <w:proofErr w:type="gramEnd"/>
-      <w:r>
-        <w:rPr>
-          <w:rFonts w:ascii="Times New Roman" w:eastAsiaTheme="minorEastAsia" w:hAnsi="Times New Roman" w:cs="Times New Roman"/>
-          <w:color w:val="EE0000"/>
-        </w:rPr>
-        <w:t>.</w:t>
+        <w:t>. so the mean points scored by the favorite is higher in 2024 than n 2023.</w:t>
       </w:r>
     </w:p>
     <w:p>
@@ -2730,23 +2526,7 @@
           <w:rFonts w:ascii="Times New Roman" w:hAnsi="Times New Roman" w:cs="Times New Roman"/>
           <w:color w:val="EE0000"/>
         </w:rPr>
-        <w:t xml:space="preserve">We are 95% sure that the mean points scored by the winning team in NFL games </w:t>
-      </w:r>
-      <w:proofErr w:type="gramStart"/>
-      <w:r>
-        <w:rPr>
-          <w:rFonts w:ascii="Times New Roman" w:hAnsi="Times New Roman" w:cs="Times New Roman"/>
-          <w:color w:val="EE0000"/>
-        </w:rPr>
-        <w:t>is</w:t>
-      </w:r>
-      <w:proofErr w:type="gramEnd"/>
-      <w:r>
-        <w:rPr>
-          <w:rFonts w:ascii="Times New Roman" w:hAnsi="Times New Roman" w:cs="Times New Roman"/>
-          <w:color w:val="EE0000"/>
-        </w:rPr>
-        <w:t xml:space="preserve"> between 27.13 and  28.58 points.</w:t>
+        <w:t>We are 95% sure that the mean points scored by the winning team in NFL games is between 27.13 and  28.58 points.</w:t>
       </w:r>
     </w:p>
     <w:p>
@@ -3624,7 +3404,6 @@
         </w:rPr>
         <w:t xml:space="preserve">Test for a difference in means (paired data using </w:t>
       </w:r>
-      <w:proofErr w:type="spellStart"/>
       <w:r>
         <w:rPr>
           <w:rFonts w:ascii="Times New Roman" w:hAnsi="Times New Roman" w:cs="Times New Roman"/>
@@ -3634,7 +3413,6 @@
         </w:rPr>
         <w:t>HomeScore</w:t>
       </w:r>
-      <w:proofErr w:type="spellEnd"/>
       <w:r>
         <w:rPr>
           <w:rFonts w:ascii="Times New Roman" w:hAnsi="Times New Roman" w:cs="Times New Roman"/>
@@ -3642,7 +3420,6 @@
         </w:rPr>
         <w:t xml:space="preserve"> and </w:t>
       </w:r>
-      <w:proofErr w:type="spellStart"/>
       <w:r>
         <w:rPr>
           <w:rFonts w:ascii="Times New Roman" w:hAnsi="Times New Roman" w:cs="Times New Roman"/>
@@ -3652,7 +3429,6 @@
         </w:rPr>
         <w:t>AwayScore</w:t>
       </w:r>
-      <w:proofErr w:type="spellEnd"/>
       <w:r>
         <w:rPr>
           <w:rFonts w:ascii="Times New Roman" w:hAnsi="Times New Roman" w:cs="Times New Roman"/>
@@ -3677,7 +3453,6 @@
         </w:rPr>
         <w:t xml:space="preserve">Test for a single mean (using </w:t>
       </w:r>
-      <w:proofErr w:type="spellStart"/>
       <w:r>
         <w:rPr>
           <w:rFonts w:ascii="Times New Roman" w:hAnsi="Times New Roman" w:cs="Times New Roman"/>
@@ -3687,7 +3462,6 @@
         </w:rPr>
         <w:t>HomeDiff</w:t>
       </w:r>
-      <w:proofErr w:type="spellEnd"/>
       <w:r>
         <w:rPr>
           <w:rFonts w:ascii="Times New Roman" w:hAnsi="Times New Roman" w:cs="Times New Roman"/>
@@ -4045,7 +3819,35 @@
           <w:rFonts w:ascii="Times New Roman" w:eastAsiaTheme="minorEastAsia" w:hAnsi="Times New Roman" w:cs="Times New Roman"/>
           <w:color w:val="EE0000"/>
         </w:rPr>
-        <w:t xml:space="preserve">z=1.97, p-value=0.024.  At a 5% level, we do have enough evidence to conclude that the proportion of times the home wins in the NFL is bigger than 0.50, so there appears to be a home field advantage. </w:t>
+        <w:t xml:space="preserve">z=1.97, p-value=0.024.  At a 5% level, we do have enough evidence to conclude that the proportion of times the home </w:t>
+      </w:r>
+      <w:r>
+        <w:rPr>
+          <w:rFonts w:ascii="Times New Roman" w:eastAsiaTheme="minorEastAsia" w:hAnsi="Times New Roman" w:cs="Times New Roman"/>
+          <w:color w:val="EE0000"/>
+        </w:rPr>
+        <w:t xml:space="preserve">team </w:t>
+      </w:r>
+      <w:r>
+        <w:rPr>
+          <w:rFonts w:ascii="Times New Roman" w:eastAsiaTheme="minorEastAsia" w:hAnsi="Times New Roman" w:cs="Times New Roman"/>
+          <w:color w:val="EE0000"/>
+        </w:rPr>
+        <w:t xml:space="preserve">wins in the NFL is bigger than 0.50, so there appears to be </w:t>
+      </w:r>
+      <w:r>
+        <w:rPr>
+          <w:rFonts w:ascii="Times New Roman" w:eastAsiaTheme="minorEastAsia" w:hAnsi="Times New Roman" w:cs="Times New Roman"/>
+          <w:color w:val="EE0000"/>
+        </w:rPr>
+        <w:t>some</w:t>
+      </w:r>
+      <w:r>
+        <w:rPr>
+          <w:rFonts w:ascii="Times New Roman" w:eastAsiaTheme="minorEastAsia" w:hAnsi="Times New Roman" w:cs="Times New Roman"/>
+          <w:color w:val="EE0000"/>
+        </w:rPr>
+        <w:t xml:space="preserve"> home field advantage. </w:t>
       </w:r>
     </w:p>
     <w:sectPr>
